--- a/ladeklar/docs/recht/pdf/NUTZUNGSBEDINGUNGEN_FAHRER.docx
+++ b/ladeklar/docs/recht/pdf/NUTZUNGSBEDINGUNGEN_FAHRER.docx
@@ -178,7 +178,7 @@
         <w:t xml:space="preserve"> </w:t>
       </w:r>
       <w:r>
-        <w:t xml:space="preserve">Ab etwa 8 km/h verdeckt ein Hinweis die Knöpfe. Die Fahrsperre ist nur eine Hilfe. Sie funktioniert nur mit Standortfreigabe und erkennt nicht, ob bei stehendem Fahrzeug der Motor läuft. Die Verantwortung für die Einhaltung der StVO liegt bei Ihnen.</w:t>
+        <w:t xml:space="preserve">Ab etwa 8 km/h verdeckt ein Hinweis die Knöpfe; kurz nach dem Anhalten sind sie wieder da. Die Fahrsperre ist nur eine Hilfe. Sie funktioniert nur, wenn Sie den Standort im Handy freigeben. Die App fragt einmal danach; mit „Später“ fragt sie nach 7 Tagen erneut. Für die Fahrsperre liest die App nur die Geschwindigkeit, auf Ihrem Handy; Ihren Standort speichert und sendet sie dafür nicht. Die Fahrsperre erkennt nicht, ob bei stehendem Fahrzeug der Motor läuft. Die Verantwortung für die Einhaltung der StVO liegt bei Ihnen.</w:t>
       </w:r>
     </w:p>
     <w:p>
@@ -266,7 +266,7 @@
         <w:pStyle w:val="Compact"/>
       </w:pPr>
       <w:r>
-        <w:t xml:space="preserve">Leiten Sie Ihren Einladungslink nicht weiter und teilen Sie ihn nicht in Gruppen-Chats.</w:t>
+        <w:t xml:space="preserve">Leiten Sie Ihren Einladungslink nicht weiter und teilen Sie ihn nicht in Gruppen-Chats. Der Link gilt 14 Tage und nur für eine Anmeldung. Ist er abgelaufen oder schon benutzt, melden Sie sich mit Firmencode, Handynummer und PIN an oder lassen sich im Büro eine neue Einladung geben.</w:t>
       </w:r>
     </w:p>
     <w:p>
@@ -290,7 +290,19 @@
         <w:pStyle w:val="Compact"/>
       </w:pPr>
       <w:r>
-        <w:t xml:space="preserve">Die App bleibt bis zu 90 Tage angemeldet. Melden Sie sich ab, wenn Sie das Gerät abgeben.</w:t>
+        <w:t xml:space="preserve">Nach 5 falschen PINs ist Ihr Zugang 15 Minuten gesperrt, nach 10 eine Stunde, danach jeweils 24 Stunden. Eine neue PIN von der Disposition hebt die Sperre auf.</w:t>
+      </w:r>
+    </w:p>
+    <w:p>
+      <w:pPr>
+        <w:numPr>
+          <w:ilvl w:val="0"/>
+          <w:numId w:val="1001"/>
+        </w:numPr>
+        <w:pStyle w:val="Compact"/>
+      </w:pPr>
+      <w:r>
+        <w:t xml:space="preserve">Die App bleibt angemeldet; die Anmeldung endet, wenn Sie die App 90 Tage nicht genutzt haben, wenn Sie eine neue PIN bekommen oder wenn der Zugang Ihrer Firma gesperrt ist. Melden Sie sich ab, wenn Sie das Gerät abgeben. Abmelden löscht Ihre Touren vom Gerät.</w:t>
       </w:r>
     </w:p>
     <w:bookmarkEnd w:id="21"/>
@@ -324,7 +336,7 @@
         <w:pStyle w:val="Compact"/>
       </w:pPr>
       <w:r>
-        <w:t xml:space="preserve">Versehentlich getippt? Sie können jeden Schritt</w:t>
+        <w:t xml:space="preserve">Versehentlich getippt? Sie können Ihren letzten Schritt</w:t>
       </w:r>
       <w:r>
         <w:t xml:space="preserve"> </w:t>
@@ -340,7 +352,7 @@
         <w:t xml:space="preserve"> </w:t>
       </w:r>
       <w:r>
-        <w:t xml:space="preserve">lang rückgängig machen. Danach schreiben Sie eine Notiz oder rufen die Disposition an.</w:t>
+        <w:t xml:space="preserve">lang rückgängig machen. Das geht nur mit Netz: Für Schritte, die Sie ohne Netz getippt haben, gibt es kein „Rückgängig“. Danach oder ohne Netz schreiben Sie eine Notiz oder rufen die Disposition an. Die Disposition kann Schritte nicht zurücknehmen.</w:t>
       </w:r>
     </w:p>
     <w:p>
@@ -548,7 +560,7 @@
         <w:pStyle w:val="Compact"/>
       </w:pPr>
       <w:r>
-        <w:t xml:space="preserve">Ohne Netz speichert die App Ihre Schritte und Fotos und sendet sie automatisch, sobald wieder Empfang besteht.</w:t>
+        <w:t xml:space="preserve">Ohne Netz speichert die App Ihre Schritte, Notizen, Problemmeldungen, Fotos und die Unterschrift des Empfängers und sendet sie der Reihe nach, sobald wieder Empfang besteht. Sie können eine Lieferung auch ohne Netz bis zum Abschluss melden. Auch wenn Sie die App im Funkloch neu öffnen, sehen Sie Ihre Touren.</w:t>
       </w:r>
     </w:p>
     <w:p>
@@ -560,7 +572,7 @@
         <w:pStyle w:val="Compact"/>
       </w:pPr>
       <w:r>
-        <w:t xml:space="preserve">Löschen Sie nicht die Browserdaten, deinstallieren Sie die App nicht und melden Sie sich nicht ab, solange Einträge noch nicht gesendet sind. Sonst gehen sie verloren. Die App zeigt an, wenn noch etwas wartet.</w:t>
+        <w:t xml:space="preserve">Als Uhrzeit eines Schritts zählt der Zeitpunkt Ihres Tippens nach der Uhr Ihres Handys. Lassen Sie deshalb die automatische Uhrzeit im Handy eingeschaltet. Liegt das Tippen mehr als 72 Stunden zurück, zählt der Zeitpunkt, zu dem die Meldung beim Server ankommt; schreiben Sie dann die tatsächlichen Uhrzeiten in eine Notiz.</w:t>
       </w:r>
     </w:p>
     <w:p>
@@ -572,7 +584,31 @@
         <w:pStyle w:val="Compact"/>
       </w:pPr>
       <w:r>
-        <w:t xml:space="preserve">Prüfen Sie nach längeren Funklöchern, ob alle Schritte angekommen sind.</w:t>
+        <w:t xml:space="preserve">Löschen Sie nicht die Browserdaten und deinstallieren Sie die App nicht, solange Einträge noch nicht gesendet sind. Sonst gehen sie verloren. Die App zeigt an, wenn noch etwas wartet; „Abmelden“ ist so lange gesperrt.</w:t>
+      </w:r>
+    </w:p>
+    <w:p>
+      <w:pPr>
+        <w:numPr>
+          <w:ilvl w:val="0"/>
+          <w:numId w:val="1005"/>
+        </w:numPr>
+        <w:pStyle w:val="Compact"/>
+      </w:pPr>
+      <w:r>
+        <w:t xml:space="preserve">Prüfen Sie nach längeren Funklöchern, ob alle Schritte angekommen sind. Lehnt der Server einen gespeicherten Schritt ab (z. B. weil die Tour inzwischen storniert ist), zeigt die App ihn in der Karte „Nicht gesendet“ mit dem Grund; rufen Sie dann die Disposition an.</w:t>
+      </w:r>
+    </w:p>
+    <w:p>
+      <w:pPr>
+        <w:numPr>
+          <w:ilvl w:val="0"/>
+          <w:numId w:val="1005"/>
+        </w:numPr>
+        <w:pStyle w:val="Compact"/>
+      </w:pPr>
+      <w:r>
+        <w:t xml:space="preserve">Bittet die App Sie, sich neu anzumelden (z. B. nach einer neuen PIN), bleiben gespeicherte Schritte erhalten. Die App sendet sie, sobald Sie sich wieder angemeldet haben.</w:t>
       </w:r>
     </w:p>
     <w:bookmarkEnd w:id="25"/>
@@ -638,7 +674,7 @@
         <w:pStyle w:val="Compact"/>
       </w:pPr>
       <w:r>
-        <w:t xml:space="preserve">Die App greift nur auf Kamera (für Fotos), Standort (nur wenn Sie es erlauben) und Benachrichtigungen (nur wenn Sie es erlauben) zu. Das Unternehmen hat keinen Zugriff auf Ihre privaten Inhalte.</w:t>
+        <w:t xml:space="preserve">Die App greift nur auf Kamera bzw. Dateiauswahl (für Fotos), Standort (nur wenn Sie es erlauben: für die Fahrsperre und – falls eingeschaltet und von Ihnen gewünscht – beim Status-Tipp) und Benachrichtigungen (nur wenn Sie es erlauben) zu. Das Unternehmen hat keinen Zugriff auf Ihre privaten Inhalte.</w:t>
       </w:r>
     </w:p>
     <w:p>
@@ -674,7 +710,7 @@
         <w:pStyle w:val="Compact"/>
       </w:pPr>
       <w:r>
-        <w:t xml:space="preserve">Wenn Sie ausscheiden, wird Ihr Zugang deaktiviert. Löschen Sie dann die App bzw. die Verknüpfung auf dem Startbildschirm.</w:t>
+        <w:t xml:space="preserve">Wenn Sie ausscheiden, wird Ihr Zugang gesperrt bzw. gelöscht; Ihre Anmeldung endet dann sofort. Löschen Sie die App bzw. die Verknüpfung auf dem Startbildschirm und die Browserdaten der App.</w:t>
       </w:r>
     </w:p>
     <w:p>
@@ -714,7 +750,7 @@
         <w:pStyle w:val="Compact"/>
       </w:pPr>
       <w:r>
-        <w:t xml:space="preserve">„Navigation“ öffnet Google Maps oder Apple Karten mit der Zieladresse. Starten Sie die Navigation vor Fahrtbeginn.</w:t>
+        <w:t xml:space="preserve">„Navi“ öffnet auf iPhone und iPad Apple Karten, auf anderen Geräten Google Maps mit der Zieladresse. Starten Sie die Navigation vor Fahrtbeginn.</w:t>
       </w:r>
     </w:p>
     <w:p>
@@ -726,7 +762,7 @@
         <w:pStyle w:val="Compact"/>
       </w:pPr>
       <w:r>
-        <w:t xml:space="preserve">„Anrufen“ öffnet die Telefon-App. Telefonieren Sie während der Fahrt nur mit Freisprecheinrichtung.</w:t>
+        <w:t xml:space="preserve">„Anrufen“, „Disposition anrufen“ und die Telefonnummern der Ansprechpartner öffnen die Telefon-App. Telefonieren Sie während der Fahrt nur mit Freisprecheinrichtung.</w:t>
       </w:r>
     </w:p>
     <w:bookmarkEnd w:id="27"/>
@@ -748,7 +784,7 @@
         <w:pStyle w:val="Compact"/>
       </w:pPr>
       <w:r>
-        <w:t xml:space="preserve">Die App ortet Sie nicht ständig. Sie erstellt keine Bewegungsprofile.</w:t>
+        <w:t xml:space="preserve">Die App ortet Sie nicht ständig. Sie erstellt keine Bewegungsprofile. [Einen Standort speichert sie nur beim Tippen auf einen Statusknopf oder beim Melden eines Problems, wenn Sie dem zugestimmt haben, und löscht ihn nach 90 Tagen.]</w:t>
       </w:r>
     </w:p>
     <w:p>
